--- a/motivation_TORRENTI_Sylvain_Cap_Gemini.docx
+++ b/motivation_TORRENTI_Sylvain_Cap_Gemini.docx
@@ -210,7 +210,23 @@
           <w:sz w:val="20"/>
           <w:szCs w:val="20"/>
         </w:rPr>
-        <w:t>4 groupe Provence</w:t>
+        <w:t xml:space="preserve">4 </w:t>
+      </w:r>
+      <w:proofErr w:type="gramStart"/>
+      <w:r>
+        <w:rPr>
+          <w:sz w:val="20"/>
+          <w:szCs w:val="20"/>
+        </w:rPr>
+        <w:t>groupe</w:t>
+      </w:r>
+      <w:proofErr w:type="gramEnd"/>
+      <w:r>
+        <w:rPr>
+          <w:sz w:val="20"/>
+          <w:szCs w:val="20"/>
+        </w:rPr>
+        <w:t xml:space="preserve"> Provence</w:t>
       </w:r>
     </w:p>
     <w:p>
@@ -278,15 +294,27 @@
           <w:lang w:eastAsia="fr-FR"/>
         </w:rPr>
       </w:pPr>
-      <w:r>
-        <w:rPr>
-          <w:rFonts w:ascii="Calibri" w:eastAsia="Times New Roman" w:hAnsi="Calibri" w:cs="Calibri"/>
-          <w:color w:val="222222"/>
-          <w:sz w:val="20"/>
-          <w:szCs w:val="20"/>
-          <w:lang w:eastAsia="fr-FR"/>
-        </w:rPr>
-        <w:t xml:space="preserve">Email. : </w:t>
+      <w:proofErr w:type="gramStart"/>
+      <w:r>
+        <w:rPr>
+          <w:rFonts w:ascii="Calibri" w:eastAsia="Times New Roman" w:hAnsi="Calibri" w:cs="Calibri"/>
+          <w:color w:val="222222"/>
+          <w:sz w:val="20"/>
+          <w:szCs w:val="20"/>
+          <w:lang w:eastAsia="fr-FR"/>
+        </w:rPr>
+        <w:t>Email</w:t>
+      </w:r>
+      <w:proofErr w:type="gramEnd"/>
+      <w:r>
+        <w:rPr>
+          <w:rFonts w:ascii="Calibri" w:eastAsia="Times New Roman" w:hAnsi="Calibri" w:cs="Calibri"/>
+          <w:color w:val="222222"/>
+          <w:sz w:val="20"/>
+          <w:szCs w:val="20"/>
+          <w:lang w:eastAsia="fr-FR"/>
+        </w:rPr>
+        <w:t xml:space="preserve">. : </w:t>
       </w:r>
       <w:r>
         <w:rPr>
@@ -485,6 +513,9 @@
           <w:t>RNCP38461</w:t>
         </w:r>
       </w:hyperlink>
+      <w:r>
+        <w:t>)</w:t>
+      </w:r>
       <w:r>
         <w:rPr>
           <w:rFonts w:ascii="Calibri" w:eastAsia="Times New Roman" w:hAnsi="Calibri" w:cs="Calibri"/>
@@ -1810,6 +1841,7 @@
   <w:style w:type="character" w:default="1" w:styleId="Policepardfaut">
     <w:name w:val="Default Paragraph Font"/>
     <w:uiPriority w:val="1"/>
+    <w:semiHidden/>
     <w:unhideWhenUsed/>
   </w:style>
   <w:style w:type="table" w:default="1" w:styleId="TableauNormal">
